--- a/fra/docx/04.content.docx
+++ b/fra/docx/04.content.docx
@@ -19,7 +19,7 @@
         <w:rPr>
           <w:lang w:val="fr_FR" w:bidi="fr_FR"/>
         </w:rPr>
-        <w:t>Resource: Notes d'étude - Introductions aux livres (Tyndale)</w:t>
+        <w:t>Resource: Tyndale Open Study Notes</w:t>
       </w:r>
       <w:r>
         <w:rPr>
@@ -112,7 +112,7 @@
         <w:rPr>
           <w:lang w:val="fr_FR" w:bidi="fr_FR"/>
         </w:rPr>
-        <w:t>Notes d'étude - Introductions aux livres (Tyndale)</w:t>
+        <w:t>Tyndale Open Study Notes</w:t>
       </w:r>
     </w:p>
     <w:p>

--- a/fra/docx/04.content.docx
+++ b/fra/docx/04.content.docx
@@ -19,7 +19,7 @@
         <w:rPr>
           <w:lang w:val="fr_FR" w:bidi="fr_FR"/>
         </w:rPr>
-        <w:t>Resource: Tyndale Open Study Notes</w:t>
+        <w:t>Resource: Aquifer Open Study Notes (Book Intros)</w:t>
       </w:r>
       <w:r>
         <w:rPr>
@@ -112,7 +112,7 @@
         <w:rPr>
           <w:lang w:val="fr_FR" w:bidi="fr_FR"/>
         </w:rPr>
-        <w:t>Tyndale Open Study Notes</w:t>
+        <w:t>Aquifer Open Study Notes (Book Intros)</w:t>
       </w:r>
     </w:p>
     <w:p>

--- a/fra/docx/04.content.docx
+++ b/fra/docx/04.content.docx
@@ -297,54 +297,36 @@
         </w:rPr>
         <w:t>Le livre des Nombres se structure autour des trois grandes étapes du voyage d’Israël à travers le désert : (1) les dix-neuf jours de préparation avant de quitter le mont Sinaï (</w:t>
       </w:r>
-      <w:hyperlink r:id="rId13">
-        <w:r>
-          <w:rPr>
-            <w:lang w:val="fr_FR" w:bidi="fr_FR"/>
-          </w:rPr>
-          <w:rPr>
-            <w:color w:val="0000EE"/>
-            <w:u w:val="single"/>
-          </w:rPr>
-          <w:t>1.1–10.10</w:t>
-        </w:r>
-      </w:hyperlink>
+      <w:r>
+        <w:rPr>
+          <w:lang w:val="fr_FR" w:bidi="fr_FR"/>
+        </w:rPr>
+        <w:t>1.1–10.10</w:t>
+      </w:r>
       <w:r>
         <w:rPr>
           <w:lang w:val="fr_FR" w:bidi="fr_FR"/>
         </w:rPr>
         <w:t>), (2) les trente-neuf ans de marche du Sinaï aux plaines de Moab (</w:t>
       </w:r>
-      <w:hyperlink r:id="rId14">
-        <w:r>
-          <w:rPr>
-            <w:lang w:val="fr_FR" w:bidi="fr_FR"/>
-          </w:rPr>
-          <w:rPr>
-            <w:color w:val="0000EE"/>
-            <w:u w:val="single"/>
-          </w:rPr>
-          <w:t>10.11–22.1</w:t>
-        </w:r>
-      </w:hyperlink>
+      <w:r>
+        <w:rPr>
+          <w:lang w:val="fr_FR" w:bidi="fr_FR"/>
+        </w:rPr>
+        <w:t>10.11–22.1</w:t>
+      </w:r>
       <w:r>
         <w:rPr>
           <w:lang w:val="fr_FR" w:bidi="fr_FR"/>
         </w:rPr>
         <w:t>), et (3) les derniers mois passés par Israël dans les plaines de Moab, juste avant leur entrée en Canaan (</w:t>
       </w:r>
-      <w:hyperlink r:id="rId15">
-        <w:r>
-          <w:rPr>
-            <w:lang w:val="fr_FR" w:bidi="fr_FR"/>
-          </w:rPr>
-          <w:rPr>
-            <w:color w:val="0000EE"/>
-            <w:u w:val="single"/>
-          </w:rPr>
-          <w:t>21.1–36.13</w:t>
-        </w:r>
-      </w:hyperlink>
+      <w:r>
+        <w:rPr>
+          <w:lang w:val="fr_FR" w:bidi="fr_FR"/>
+        </w:rPr>
+        <w:t>21.1–36.13</w:t>
+      </w:r>
       <w:r>
         <w:rPr>
           <w:lang w:val="fr_FR" w:bidi="fr_FR"/>
@@ -365,36 +347,24 @@
         </w:rPr>
         <w:t xml:space="preserve">Les deux recensements des hommes d’Israël en âge de combattre (chapitres </w:t>
       </w:r>
-      <w:hyperlink r:id="rId16">
-        <w:r>
-          <w:rPr>
-            <w:lang w:val="fr_FR" w:bidi="fr_FR"/>
-          </w:rPr>
-          <w:rPr>
-            <w:color w:val="0000EE"/>
-            <w:u w:val="single"/>
-          </w:rPr>
-          <w:t>1–4</w:t>
-        </w:r>
-      </w:hyperlink>
+      <w:r>
+        <w:rPr>
+          <w:lang w:val="fr_FR" w:bidi="fr_FR"/>
+        </w:rPr>
+        <w:t>1–4</w:t>
+      </w:r>
       <w:r>
         <w:rPr>
           <w:lang w:val="fr_FR" w:bidi="fr_FR"/>
         </w:rPr>
         <w:t xml:space="preserve">, </w:t>
       </w:r>
-      <w:hyperlink r:id="rId17">
-        <w:r>
-          <w:rPr>
-            <w:lang w:val="fr_FR" w:bidi="fr_FR"/>
-          </w:rPr>
-          <w:rPr>
-            <w:color w:val="0000EE"/>
-            <w:u w:val="single"/>
-          </w:rPr>
-          <w:t>26</w:t>
-        </w:r>
-      </w:hyperlink>
+      <w:r>
+        <w:rPr>
+          <w:lang w:val="fr_FR" w:bidi="fr_FR"/>
+        </w:rPr>
+        <w:t>26</w:t>
+      </w:r>
       <w:r>
         <w:rPr>
           <w:lang w:val="fr_FR" w:bidi="fr_FR"/>
@@ -415,144 +385,96 @@
         </w:rPr>
         <w:t xml:space="preserve">En chemin, les Hébreux qui ont quitté l’Égypte se sont rebellés à plusieurs reprises (chapitres </w:t>
       </w:r>
-      <w:hyperlink r:id="rId18">
-        <w:r>
-          <w:rPr>
-            <w:lang w:val="fr_FR" w:bidi="fr_FR"/>
-          </w:rPr>
-          <w:rPr>
-            <w:color w:val="0000EE"/>
-            <w:u w:val="single"/>
-          </w:rPr>
-          <w:t>11</w:t>
-        </w:r>
-      </w:hyperlink>
+      <w:r>
+        <w:rPr>
+          <w:lang w:val="fr_FR" w:bidi="fr_FR"/>
+        </w:rPr>
+        <w:t>11</w:t>
+      </w:r>
       <w:r>
         <w:rPr>
           <w:lang w:val="fr_FR" w:bidi="fr_FR"/>
         </w:rPr>
         <w:t xml:space="preserve">, </w:t>
       </w:r>
-      <w:hyperlink r:id="rId19">
-        <w:r>
-          <w:rPr>
-            <w:lang w:val="fr_FR" w:bidi="fr_FR"/>
-          </w:rPr>
-          <w:rPr>
-            <w:color w:val="0000EE"/>
-            <w:u w:val="single"/>
-          </w:rPr>
-          <w:t>12</w:t>
-        </w:r>
-      </w:hyperlink>
+      <w:r>
+        <w:rPr>
+          <w:lang w:val="fr_FR" w:bidi="fr_FR"/>
+        </w:rPr>
+        <w:t>12</w:t>
+      </w:r>
       <w:r>
         <w:rPr>
           <w:lang w:val="fr_FR" w:bidi="fr_FR"/>
         </w:rPr>
         <w:t xml:space="preserve">, </w:t>
       </w:r>
-      <w:hyperlink r:id="rId20">
-        <w:r>
-          <w:rPr>
-            <w:lang w:val="fr_FR" w:bidi="fr_FR"/>
-          </w:rPr>
-          <w:rPr>
-            <w:color w:val="0000EE"/>
-            <w:u w:val="single"/>
-          </w:rPr>
-          <w:t>14</w:t>
-        </w:r>
-      </w:hyperlink>
+      <w:r>
+        <w:rPr>
+          <w:lang w:val="fr_FR" w:bidi="fr_FR"/>
+        </w:rPr>
+        <w:t>14</w:t>
+      </w:r>
       <w:r>
         <w:rPr>
           <w:lang w:val="fr_FR" w:bidi="fr_FR"/>
         </w:rPr>
         <w:t xml:space="preserve">, </w:t>
       </w:r>
-      <w:hyperlink r:id="rId21">
-        <w:r>
-          <w:rPr>
-            <w:lang w:val="fr_FR" w:bidi="fr_FR"/>
-          </w:rPr>
-          <w:rPr>
-            <w:color w:val="0000EE"/>
-            <w:u w:val="single"/>
-          </w:rPr>
-          <w:t>16–17</w:t>
-        </w:r>
-      </w:hyperlink>
+      <w:r>
+        <w:rPr>
+          <w:lang w:val="fr_FR" w:bidi="fr_FR"/>
+        </w:rPr>
+        <w:t>16–17</w:t>
+      </w:r>
       <w:r>
         <w:rPr>
           <w:lang w:val="fr_FR" w:bidi="fr_FR"/>
         </w:rPr>
         <w:t xml:space="preserve">, </w:t>
       </w:r>
-      <w:hyperlink r:id="rId22">
-        <w:r>
-          <w:rPr>
-            <w:lang w:val="fr_FR" w:bidi="fr_FR"/>
-          </w:rPr>
-          <w:rPr>
-            <w:color w:val="0000EE"/>
-            <w:u w:val="single"/>
-          </w:rPr>
-          <w:t>20</w:t>
-        </w:r>
-      </w:hyperlink>
+      <w:r>
+        <w:rPr>
+          <w:lang w:val="fr_FR" w:bidi="fr_FR"/>
+        </w:rPr>
+        <w:t>20</w:t>
+      </w:r>
       <w:r>
         <w:rPr>
           <w:lang w:val="fr_FR" w:bidi="fr_FR"/>
         </w:rPr>
         <w:t xml:space="preserve">, </w:t>
       </w:r>
-      <w:hyperlink r:id="rId23">
-        <w:r>
-          <w:rPr>
-            <w:lang w:val="fr_FR" w:bidi="fr_FR"/>
-          </w:rPr>
-          <w:rPr>
-            <w:color w:val="0000EE"/>
-            <w:u w:val="single"/>
-          </w:rPr>
-          <w:t>25</w:t>
-        </w:r>
-      </w:hyperlink>
+      <w:r>
+        <w:rPr>
+          <w:lang w:val="fr_FR" w:bidi="fr_FR"/>
+        </w:rPr>
+        <w:t>25</w:t>
+      </w:r>
       <w:r>
         <w:rPr>
           <w:lang w:val="fr_FR" w:bidi="fr_FR"/>
         </w:rPr>
         <w:t>). Ils sont tous morts dans le désert, sauf Josué et Caleb, dont la foi était exemplaire (</w:t>
       </w:r>
-      <w:hyperlink r:id="rId24">
-        <w:r>
-          <w:rPr>
-            <w:lang w:val="fr_FR" w:bidi="fr_FR"/>
-          </w:rPr>
-          <w:rPr>
-            <w:color w:val="0000EE"/>
-            <w:u w:val="single"/>
-          </w:rPr>
-          <w:t>13.30</w:t>
-        </w:r>
-      </w:hyperlink>
+      <w:r>
+        <w:rPr>
+          <w:lang w:val="fr_FR" w:bidi="fr_FR"/>
+        </w:rPr>
+        <w:t>13.30</w:t>
+      </w:r>
       <w:r>
         <w:rPr>
           <w:lang w:val="fr_FR" w:bidi="fr_FR"/>
         </w:rPr>
         <w:t xml:space="preserve"> ; </w:t>
       </w:r>
-      <w:hyperlink r:id="rId25">
-        <w:r>
-          <w:rPr>
-            <w:lang w:val="fr_FR" w:bidi="fr_FR"/>
-          </w:rPr>
-          <w:rPr>
-            <w:color w:val="0000EE"/>
-            <w:u w:val="single"/>
-          </w:rPr>
-          <w:t>14.6–9</w:t>
-        </w:r>
-      </w:hyperlink>
+      <w:r>
+        <w:rPr>
+          <w:lang w:val="fr_FR" w:bidi="fr_FR"/>
+        </w:rPr>
+        <w:t>14.6–9</w:t>
+      </w:r>
       <w:r>
         <w:rPr>
           <w:lang w:val="fr_FR" w:bidi="fr_FR"/>
@@ -573,126 +495,84 @@
         </w:rPr>
         <w:t xml:space="preserve">L’armée d’Israël est mise à l’épreuve à plusieurs reprises avant d’entrer en Canaan (chapitres </w:t>
       </w:r>
-      <w:hyperlink r:id="rId20">
-        <w:r>
-          <w:rPr>
-            <w:lang w:val="fr_FR" w:bidi="fr_FR"/>
-          </w:rPr>
-          <w:rPr>
-            <w:color w:val="0000EE"/>
-            <w:u w:val="single"/>
-          </w:rPr>
-          <w:t>14</w:t>
-        </w:r>
-      </w:hyperlink>
+      <w:r>
+        <w:rPr>
+          <w:lang w:val="fr_FR" w:bidi="fr_FR"/>
+        </w:rPr>
+        <w:t>14</w:t>
+      </w:r>
       <w:r>
         <w:rPr>
           <w:lang w:val="fr_FR" w:bidi="fr_FR"/>
         </w:rPr>
         <w:t xml:space="preserve">, </w:t>
       </w:r>
-      <w:hyperlink r:id="rId26">
-        <w:r>
-          <w:rPr>
-            <w:lang w:val="fr_FR" w:bidi="fr_FR"/>
-          </w:rPr>
-          <w:rPr>
-            <w:color w:val="0000EE"/>
-            <w:u w:val="single"/>
-          </w:rPr>
-          <w:t>21</w:t>
-        </w:r>
-      </w:hyperlink>
+      <w:r>
+        <w:rPr>
+          <w:lang w:val="fr_FR" w:bidi="fr_FR"/>
+        </w:rPr>
+        <w:t>21</w:t>
+      </w:r>
       <w:r>
         <w:rPr>
           <w:lang w:val="fr_FR" w:bidi="fr_FR"/>
         </w:rPr>
         <w:t xml:space="preserve">, </w:t>
       </w:r>
-      <w:hyperlink r:id="rId27">
-        <w:r>
-          <w:rPr>
-            <w:lang w:val="fr_FR" w:bidi="fr_FR"/>
-          </w:rPr>
-          <w:rPr>
-            <w:color w:val="0000EE"/>
-            <w:u w:val="single"/>
-          </w:rPr>
-          <w:t>31</w:t>
-        </w:r>
-      </w:hyperlink>
+      <w:r>
+        <w:rPr>
+          <w:lang w:val="fr_FR" w:bidi="fr_FR"/>
+        </w:rPr>
+        <w:t>31</w:t>
+      </w:r>
       <w:r>
         <w:rPr>
           <w:lang w:val="fr_FR" w:bidi="fr_FR"/>
         </w:rPr>
         <w:t xml:space="preserve">), tandis que l’histoire de Balaam est racontée (chapitres </w:t>
       </w:r>
-      <w:hyperlink r:id="rId28">
-        <w:r>
-          <w:rPr>
-            <w:lang w:val="fr_FR" w:bidi="fr_FR"/>
-          </w:rPr>
-          <w:rPr>
-            <w:color w:val="0000EE"/>
-            <w:u w:val="single"/>
-          </w:rPr>
-          <w:t>22–24</w:t>
-        </w:r>
-      </w:hyperlink>
+      <w:r>
+        <w:rPr>
+          <w:lang w:val="fr_FR" w:bidi="fr_FR"/>
+        </w:rPr>
+        <w:t>22–24</w:t>
+      </w:r>
       <w:r>
         <w:rPr>
           <w:lang w:val="fr_FR" w:bidi="fr_FR"/>
         </w:rPr>
         <w:t xml:space="preserve">). Des dispositions sont prises pour l’installation en Transjordanie (chapitres </w:t>
       </w:r>
-      <w:hyperlink r:id="rId29">
-        <w:r>
-          <w:rPr>
-            <w:lang w:val="fr_FR" w:bidi="fr_FR"/>
-          </w:rPr>
-          <w:rPr>
-            <w:color w:val="0000EE"/>
-            <w:u w:val="single"/>
-          </w:rPr>
-          <w:t>32</w:t>
-        </w:r>
-      </w:hyperlink>
+      <w:r>
+        <w:rPr>
+          <w:lang w:val="fr_FR" w:bidi="fr_FR"/>
+        </w:rPr>
+        <w:t>32</w:t>
+      </w:r>
       <w:r>
         <w:rPr>
           <w:lang w:val="fr_FR" w:bidi="fr_FR"/>
         </w:rPr>
         <w:t xml:space="preserve">), le voyage dans le désert fait l’objet d’un récapitulatif (chapitres </w:t>
       </w:r>
-      <w:hyperlink r:id="rId30">
-        <w:r>
-          <w:rPr>
-            <w:lang w:val="fr_FR" w:bidi="fr_FR"/>
-          </w:rPr>
-          <w:rPr>
-            <w:color w:val="0000EE"/>
-            <w:u w:val="single"/>
-          </w:rPr>
-          <w:t>33</w:t>
-        </w:r>
-      </w:hyperlink>
+      <w:r>
+        <w:rPr>
+          <w:lang w:val="fr_FR" w:bidi="fr_FR"/>
+        </w:rPr>
+        <w:t>33</w:t>
+      </w:r>
       <w:r>
         <w:rPr>
           <w:lang w:val="fr_FR" w:bidi="fr_FR"/>
         </w:rPr>
         <w:t xml:space="preserve">), et Moïse prépare l’occupation de Canaan (chapitres </w:t>
       </w:r>
-      <w:hyperlink r:id="rId31">
-        <w:r>
-          <w:rPr>
-            <w:lang w:val="fr_FR" w:bidi="fr_FR"/>
-          </w:rPr>
-          <w:rPr>
-            <w:color w:val="0000EE"/>
-            <w:u w:val="single"/>
-          </w:rPr>
-          <w:t>34–36</w:t>
-        </w:r>
-      </w:hyperlink>
+      <w:r>
+        <w:rPr>
+          <w:lang w:val="fr_FR" w:bidi="fr_FR"/>
+        </w:rPr>
+        <w:t>34–36</w:t>
+      </w:r>
       <w:r>
         <w:rPr>
           <w:lang w:val="fr_FR" w:bidi="fr_FR"/>
@@ -738,36 +618,24 @@
         </w:rPr>
         <w:t xml:space="preserve">Comme pour les autres livres du Pentateuque, Moïse est traditionnellement considéré comme l’auteur des Nombres. Jusqu’à l’émergence de la recherche moderne, les érudits juifs et chrétiens lui attribuaient la paternité de ce livre ; cette hypothèse était également soutenue par l’Ancien et le Nouveau Testament, ainsi que par une grande partie de la littérature juive ancienne. Le rôle de Moïse en tant qu’auteur est mentionné à plusieurs reprises tout au long du Pentateuque (par exemple, </w:t>
       </w:r>
-      <w:hyperlink r:id="rId32">
-        <w:r>
-          <w:rPr>
-            <w:lang w:val="fr_FR" w:bidi="fr_FR"/>
-          </w:rPr>
-          <w:rPr>
-            <w:color w:val="0000EE"/>
-            <w:u w:val="single"/>
-          </w:rPr>
-          <w:t>Nb 33.1–2</w:t>
-        </w:r>
-      </w:hyperlink>
+      <w:r>
+        <w:rPr>
+          <w:lang w:val="fr_FR" w:bidi="fr_FR"/>
+        </w:rPr>
+        <w:t>Nb 33.1–2</w:t>
+      </w:r>
       <w:r>
         <w:rPr>
           <w:lang w:val="fr_FR" w:bidi="fr_FR"/>
         </w:rPr>
         <w:t>). Il n’y a aucune raison de rejeter a priori Moïse en tant qu’auteur principal, en se basant sur le contenu ou le niveau d’alphabétisation de l’époque de l’Exode et de la conquête, à l’exception de certains passages, comme celui relatant sa mort (</w:t>
       </w:r>
-      <w:hyperlink r:id="rId33">
-        <w:r>
-          <w:rPr>
-            <w:lang w:val="fr_FR" w:bidi="fr_FR"/>
-          </w:rPr>
-          <w:rPr>
-            <w:color w:val="0000EE"/>
-            <w:u w:val="single"/>
-          </w:rPr>
-          <w:t>Dt 34</w:t>
-        </w:r>
-      </w:hyperlink>
+      <w:r>
+        <w:rPr>
+          <w:lang w:val="fr_FR" w:bidi="fr_FR"/>
+        </w:rPr>
+        <w:t>Dt 34</w:t>
+      </w:r>
       <w:r>
         <w:rPr>
           <w:lang w:val="fr_FR" w:bidi="fr_FR"/>
@@ -882,36 +750,24 @@
         </w:rPr>
         <w:t xml:space="preserve">Titre du Livre. Le nom « Nombres » provient de l’intérêt que porte ce livre aux statistiques (voir chapitres </w:t>
       </w:r>
-      <w:hyperlink r:id="rId16">
-        <w:r>
-          <w:rPr>
-            <w:lang w:val="fr_FR" w:bidi="fr_FR"/>
-          </w:rPr>
-          <w:rPr>
-            <w:color w:val="0000EE"/>
-            <w:u w:val="single"/>
-          </w:rPr>
-          <w:t>1–4</w:t>
-        </w:r>
-      </w:hyperlink>
+      <w:r>
+        <w:rPr>
+          <w:lang w:val="fr_FR" w:bidi="fr_FR"/>
+        </w:rPr>
+        <w:t>1–4</w:t>
+      </w:r>
       <w:r>
         <w:rPr>
           <w:lang w:val="fr_FR" w:bidi="fr_FR"/>
         </w:rPr>
         <w:t xml:space="preserve">, </w:t>
       </w:r>
-      <w:hyperlink r:id="rId17">
-        <w:r>
-          <w:rPr>
-            <w:lang w:val="fr_FR" w:bidi="fr_FR"/>
-          </w:rPr>
-          <w:rPr>
-            <w:color w:val="0000EE"/>
-            <w:u w:val="single"/>
-          </w:rPr>
-          <w:t>26</w:t>
-        </w:r>
-      </w:hyperlink>
+      <w:r>
+        <w:rPr>
+          <w:lang w:val="fr_FR" w:bidi="fr_FR"/>
+        </w:rPr>
+        <w:t>26</w:t>
+      </w:r>
       <w:r>
         <w:rPr>
           <w:lang w:val="fr_FR" w:bidi="fr_FR"/>
@@ -957,18 +813,12 @@
         </w:rPr>
         <w:t xml:space="preserve"> (« dans le désert »), le quatrième mot du verset </w:t>
       </w:r>
-      <w:hyperlink r:id="rId34">
-        <w:r>
-          <w:rPr>
-            <w:lang w:val="fr_FR" w:bidi="fr_FR"/>
-          </w:rPr>
-          <w:rPr>
-            <w:color w:val="0000EE"/>
-            <w:u w:val="single"/>
-          </w:rPr>
-          <w:t>Nb 1.1</w:t>
-        </w:r>
-      </w:hyperlink>
+      <w:r>
+        <w:rPr>
+          <w:lang w:val="fr_FR" w:bidi="fr_FR"/>
+        </w:rPr>
+        <w:t>Nb 1.1</w:t>
+      </w:r>
       <w:r>
         <w:rPr>
           <w:lang w:val="fr_FR" w:bidi="fr_FR"/>
@@ -989,162 +839,108 @@
         </w:rPr>
         <w:t xml:space="preserve">Genres littéraires. Le livre des Nombres présente une variété de genres littéraires typiques, tels que le récit (par exemple, </w:t>
       </w:r>
-      <w:hyperlink r:id="rId35">
-        <w:r>
-          <w:rPr>
-            <w:lang w:val="fr_FR" w:bidi="fr_FR"/>
-          </w:rPr>
-          <w:rPr>
-            <w:color w:val="0000EE"/>
-            <w:u w:val="single"/>
-          </w:rPr>
-          <w:t>10.11–14.45</w:t>
-        </w:r>
-      </w:hyperlink>
+      <w:r>
+        <w:rPr>
+          <w:lang w:val="fr_FR" w:bidi="fr_FR"/>
+        </w:rPr>
+        <w:t>10.11–14.45</w:t>
+      </w:r>
       <w:r>
         <w:rPr>
           <w:lang w:val="fr_FR" w:bidi="fr_FR"/>
         </w:rPr>
         <w:t xml:space="preserve">), la poésie (par exemple, chapitres </w:t>
       </w:r>
-      <w:hyperlink r:id="rId36">
-        <w:r>
-          <w:rPr>
-            <w:lang w:val="fr_FR" w:bidi="fr_FR"/>
-          </w:rPr>
-          <w:rPr>
-            <w:color w:val="0000EE"/>
-            <w:u w:val="single"/>
-          </w:rPr>
-          <w:t>23–24</w:t>
-        </w:r>
-      </w:hyperlink>
+      <w:r>
+        <w:rPr>
+          <w:lang w:val="fr_FR" w:bidi="fr_FR"/>
+        </w:rPr>
+        <w:t>23–24</w:t>
+      </w:r>
       <w:r>
         <w:rPr>
           <w:lang w:val="fr_FR" w:bidi="fr_FR"/>
         </w:rPr>
         <w:t xml:space="preserve">), et la loi (par exemple, chapitres </w:t>
       </w:r>
-      <w:hyperlink r:id="rId37">
-        <w:r>
-          <w:rPr>
-            <w:lang w:val="fr_FR" w:bidi="fr_FR"/>
-          </w:rPr>
-          <w:rPr>
-            <w:color w:val="0000EE"/>
-            <w:u w:val="single"/>
-          </w:rPr>
-          <w:t>4–6</w:t>
-        </w:r>
-      </w:hyperlink>
+      <w:r>
+        <w:rPr>
+          <w:lang w:val="fr_FR" w:bidi="fr_FR"/>
+        </w:rPr>
+        <w:t>4–6</w:t>
+      </w:r>
       <w:r>
         <w:rPr>
           <w:lang w:val="fr_FR" w:bidi="fr_FR"/>
         </w:rPr>
         <w:t xml:space="preserve">). Il contient également des listes détaillées de faits et de chiffres, comme les recensements (par exemple, chapitres </w:t>
       </w:r>
-      <w:hyperlink r:id="rId16">
-        <w:r>
-          <w:rPr>
-            <w:lang w:val="fr_FR" w:bidi="fr_FR"/>
-          </w:rPr>
-          <w:rPr>
-            <w:color w:val="0000EE"/>
-            <w:u w:val="single"/>
-          </w:rPr>
-          <w:t>1–4</w:t>
-        </w:r>
-      </w:hyperlink>
+      <w:r>
+        <w:rPr>
+          <w:lang w:val="fr_FR" w:bidi="fr_FR"/>
+        </w:rPr>
+        <w:t>1–4</w:t>
+      </w:r>
       <w:r>
         <w:rPr>
           <w:lang w:val="fr_FR" w:bidi="fr_FR"/>
         </w:rPr>
         <w:t xml:space="preserve">), les offrandes (par exemple, chapitres </w:t>
       </w:r>
-      <w:hyperlink r:id="rId38">
-        <w:r>
-          <w:rPr>
-            <w:lang w:val="fr_FR" w:bidi="fr_FR"/>
-          </w:rPr>
-          <w:rPr>
-            <w:color w:val="0000EE"/>
-            <w:u w:val="single"/>
-          </w:rPr>
-          <w:t>7</w:t>
-        </w:r>
-      </w:hyperlink>
+      <w:r>
+        <w:rPr>
+          <w:lang w:val="fr_FR" w:bidi="fr_FR"/>
+        </w:rPr>
+        <w:t>7</w:t>
+      </w:r>
       <w:r>
         <w:rPr>
           <w:lang w:val="fr_FR" w:bidi="fr_FR"/>
         </w:rPr>
         <w:t xml:space="preserve">), et les itinéraires de voyage (par exemple, chapitres </w:t>
       </w:r>
-      <w:hyperlink r:id="rId30">
-        <w:r>
-          <w:rPr>
-            <w:lang w:val="fr_FR" w:bidi="fr_FR"/>
-          </w:rPr>
-          <w:rPr>
-            <w:color w:val="0000EE"/>
-            <w:u w:val="single"/>
-          </w:rPr>
-          <w:t>33</w:t>
-        </w:r>
-      </w:hyperlink>
+      <w:r>
+        <w:rPr>
+          <w:lang w:val="fr_FR" w:bidi="fr_FR"/>
+        </w:rPr>
+        <w:t>33</w:t>
+      </w:r>
       <w:r>
         <w:rPr>
           <w:lang w:val="fr_FR" w:bidi="fr_FR"/>
         </w:rPr>
         <w:t xml:space="preserve">). Dans la nouvelle traduction anglaise de la Bible, plusieurs de ces listes sont regroupées sous forme de tableaux concis, présentant des noms et des chiffres (chapitres </w:t>
       </w:r>
-      <w:hyperlink r:id="rId39">
-        <w:r>
-          <w:rPr>
-            <w:lang w:val="fr_FR" w:bidi="fr_FR"/>
-          </w:rPr>
-          <w:rPr>
-            <w:color w:val="0000EE"/>
-            <w:u w:val="single"/>
-          </w:rPr>
-          <w:t>1–2</w:t>
-        </w:r>
-      </w:hyperlink>
+      <w:r>
+        <w:rPr>
+          <w:lang w:val="fr_FR" w:bidi="fr_FR"/>
+        </w:rPr>
+        <w:t>1–2</w:t>
+      </w:r>
       <w:r>
         <w:rPr>
           <w:lang w:val="fr_FR" w:bidi="fr_FR"/>
         </w:rPr>
         <w:t xml:space="preserve"> ; </w:t>
       </w:r>
-      <w:hyperlink r:id="rId40">
-        <w:r>
-          <w:rPr>
-            <w:lang w:val="fr_FR" w:bidi="fr_FR"/>
-          </w:rPr>
-          <w:rPr>
-            <w:color w:val="0000EE"/>
-            <w:u w:val="single"/>
-          </w:rPr>
-          <w:t>13</w:t>
-        </w:r>
-      </w:hyperlink>
+      <w:r>
+        <w:rPr>
+          <w:lang w:val="fr_FR" w:bidi="fr_FR"/>
+        </w:rPr>
+        <w:t>13</w:t>
+      </w:r>
       <w:r>
         <w:rPr>
           <w:lang w:val="fr_FR" w:bidi="fr_FR"/>
         </w:rPr>
         <w:t xml:space="preserve">, </w:t>
       </w:r>
-      <w:hyperlink r:id="rId41">
-        <w:r>
-          <w:rPr>
-            <w:lang w:val="fr_FR" w:bidi="fr_FR"/>
-          </w:rPr>
-          <w:rPr>
-            <w:color w:val="0000EE"/>
-            <w:u w:val="single"/>
-          </w:rPr>
-          <w:t>34</w:t>
-        </w:r>
-      </w:hyperlink>
+      <w:r>
+        <w:rPr>
+          <w:lang w:val="fr_FR" w:bidi="fr_FR"/>
+        </w:rPr>
+        <w:t>34</w:t>
+      </w:r>
       <w:r>
         <w:rPr>
           <w:lang w:val="fr_FR" w:bidi="fr_FR"/>
@@ -1178,108 +974,72 @@
         </w:rPr>
         <w:t>Seigneur (</w:t>
       </w:r>
-      <w:hyperlink r:id="rId42">
-        <w:r>
-          <w:rPr>
-            <w:lang w:val="fr_FR" w:bidi="fr_FR"/>
-          </w:rPr>
-          <w:rPr>
-            <w:color w:val="0000EE"/>
-            <w:u w:val="single"/>
-          </w:rPr>
-          <w:t>21.14–15</w:t>
-        </w:r>
-      </w:hyperlink>
+      <w:r>
+        <w:rPr>
+          <w:lang w:val="fr_FR" w:bidi="fr_FR"/>
+        </w:rPr>
+        <w:t>21.14–15</w:t>
+      </w:r>
       <w:r>
         <w:rPr>
           <w:lang w:val="fr_FR" w:bidi="fr_FR"/>
         </w:rPr>
         <w:t>), le « Chant du Puits » (</w:t>
       </w:r>
-      <w:hyperlink r:id="rId43">
-        <w:r>
-          <w:rPr>
-            <w:lang w:val="fr_FR" w:bidi="fr_FR"/>
-          </w:rPr>
-          <w:rPr>
-            <w:color w:val="0000EE"/>
-            <w:u w:val="single"/>
-          </w:rPr>
-          <w:t>21.17–18</w:t>
-        </w:r>
-      </w:hyperlink>
+      <w:r>
+        <w:rPr>
+          <w:lang w:val="fr_FR" w:bidi="fr_FR"/>
+        </w:rPr>
+        <w:t>21.17–18</w:t>
+      </w:r>
       <w:r>
         <w:rPr>
           <w:lang w:val="fr_FR" w:bidi="fr_FR"/>
         </w:rPr>
         <w:t>), et le « Chant de Hesbon » (</w:t>
       </w:r>
-      <w:hyperlink r:id="rId44">
-        <w:r>
-          <w:rPr>
-            <w:lang w:val="fr_FR" w:bidi="fr_FR"/>
-          </w:rPr>
-          <w:rPr>
-            <w:color w:val="0000EE"/>
-            <w:u w:val="single"/>
-          </w:rPr>
-          <w:t>21.27–30</w:t>
-        </w:r>
-      </w:hyperlink>
+      <w:r>
+        <w:rPr>
+          <w:lang w:val="fr_FR" w:bidi="fr_FR"/>
+        </w:rPr>
+        <w:t>21.27–30</w:t>
+      </w:r>
       <w:r>
         <w:rPr>
           <w:lang w:val="fr_FR" w:bidi="fr_FR"/>
         </w:rPr>
         <w:t xml:space="preserve">). Les chapitres </w:t>
       </w:r>
-      <w:hyperlink r:id="rId36">
-        <w:r>
-          <w:rPr>
-            <w:lang w:val="fr_FR" w:bidi="fr_FR"/>
-          </w:rPr>
-          <w:rPr>
-            <w:color w:val="0000EE"/>
-            <w:u w:val="single"/>
-          </w:rPr>
-          <w:t>23–24</w:t>
-        </w:r>
-      </w:hyperlink>
+      <w:r>
+        <w:rPr>
+          <w:lang w:val="fr_FR" w:bidi="fr_FR"/>
+        </w:rPr>
+        <w:t>23–24</w:t>
+      </w:r>
       <w:r>
         <w:rPr>
           <w:lang w:val="fr_FR" w:bidi="fr_FR"/>
         </w:rPr>
         <w:t xml:space="preserve"> contiennent de nombreux vers poétiques du prophète non israélite Balaam ; les versets </w:t>
       </w:r>
-      <w:hyperlink r:id="rId45">
-        <w:r>
-          <w:rPr>
-            <w:lang w:val="fr_FR" w:bidi="fr_FR"/>
-          </w:rPr>
-          <w:rPr>
-            <w:color w:val="0000EE"/>
-            <w:u w:val="single"/>
-          </w:rPr>
-          <w:t>31.32–47</w:t>
-        </w:r>
-      </w:hyperlink>
+      <w:r>
+        <w:rPr>
+          <w:lang w:val="fr_FR" w:bidi="fr_FR"/>
+        </w:rPr>
+        <w:t>31.32–47</w:t>
+      </w:r>
       <w:r>
         <w:rPr>
           <w:lang w:val="fr_FR" w:bidi="fr_FR"/>
         </w:rPr>
         <w:t xml:space="preserve"> semble être basé sur un rapport réel concernant les butins de guerre ; et le chapitre </w:t>
       </w:r>
-      <w:hyperlink r:id="rId30">
-        <w:r>
-          <w:rPr>
-            <w:lang w:val="fr_FR" w:bidi="fr_FR"/>
-          </w:rPr>
-          <w:rPr>
-            <w:color w:val="0000EE"/>
-            <w:u w:val="single"/>
-          </w:rPr>
-          <w:t>33</w:t>
-        </w:r>
-      </w:hyperlink>
+      <w:r>
+        <w:rPr>
+          <w:lang w:val="fr_FR" w:bidi="fr_FR"/>
+        </w:rPr>
+        <w:t>33</w:t>
+      </w:r>
       <w:r>
         <w:rPr>
           <w:lang w:val="fr_FR" w:bidi="fr_FR"/>
@@ -1300,18 +1060,12 @@
         </w:rPr>
         <w:t xml:space="preserve">Texte. Le texte hébreu des Nombres est globalement bien préservé, à l’exception de certaines sections poétiques des chapitres </w:t>
       </w:r>
-      <w:hyperlink r:id="rId46">
-        <w:r>
-          <w:rPr>
-            <w:lang w:val="fr_FR" w:bidi="fr_FR"/>
-          </w:rPr>
-          <w:rPr>
-            <w:color w:val="0000EE"/>
-            <w:u w:val="single"/>
-          </w:rPr>
-          <w:t>21–24</w:t>
-        </w:r>
-      </w:hyperlink>
+      <w:r>
+        <w:rPr>
+          <w:lang w:val="fr_FR" w:bidi="fr_FR"/>
+        </w:rPr>
+        <w:t>21–24</w:t>
+      </w:r>
       <w:r>
         <w:rPr>
           <w:lang w:val="fr_FR" w:bidi="fr_FR"/>
@@ -1389,36 +1143,24 @@
         </w:rPr>
         <w:t xml:space="preserve">Au verset </w:t>
       </w:r>
-      <w:hyperlink r:id="rId47">
-        <w:r>
-          <w:rPr>
-            <w:lang w:val="fr_FR" w:bidi="fr_FR"/>
-          </w:rPr>
-          <w:rPr>
-            <w:color w:val="0000EE"/>
-            <w:u w:val="single"/>
-          </w:rPr>
-          <w:t>1Co 10.1–11</w:t>
-        </w:r>
-      </w:hyperlink>
+      <w:r>
+        <w:rPr>
+          <w:lang w:val="fr_FR" w:bidi="fr_FR"/>
+        </w:rPr>
+        <w:t>1Co 10.1–11</w:t>
+      </w:r>
       <w:r>
         <w:rPr>
           <w:lang w:val="fr_FR" w:bidi="fr_FR"/>
         </w:rPr>
         <w:t>, l’apôtre Paul met en garde ses lecteurs contre l’idolâtrie, l’immoralité et les murmures afin qu’ils ne périssent pas comme les Israélites dans le désert. Dieu n’est pas satisfait de ce comportement, et les disciples du Christ ne doivent pas mettre Dieu à l’épreuve (</w:t>
       </w:r>
-      <w:hyperlink r:id="rId48">
-        <w:r>
-          <w:rPr>
-            <w:lang w:val="fr_FR" w:bidi="fr_FR"/>
-          </w:rPr>
-          <w:rPr>
-            <w:color w:val="0000EE"/>
-            <w:u w:val="single"/>
-          </w:rPr>
-          <w:t>1Co 10.9</w:t>
-        </w:r>
-      </w:hyperlink>
+      <w:r>
+        <w:rPr>
+          <w:lang w:val="fr_FR" w:bidi="fr_FR"/>
+        </w:rPr>
+        <w:t>1Co 10.9</w:t>
+      </w:r>
       <w:r>
         <w:rPr>
           <w:lang w:val="fr_FR" w:bidi="fr_FR"/>
@@ -1455,36 +1197,24 @@
         </w:rPr>
         <w:t>et dit que Dieu a répondu à cet égarement par une colère rapide et certaine (</w:t>
       </w:r>
-      <w:hyperlink r:id="rId49">
-        <w:r>
-          <w:rPr>
-            <w:lang w:val="fr_FR" w:bidi="fr_FR"/>
-          </w:rPr>
-          <w:rPr>
-            <w:color w:val="0000EE"/>
-            <w:u w:val="single"/>
-          </w:rPr>
-          <w:t>Hé 3.7–4.11</w:t>
-        </w:r>
-      </w:hyperlink>
+      <w:r>
+        <w:rPr>
+          <w:lang w:val="fr_FR" w:bidi="fr_FR"/>
+        </w:rPr>
+        <w:t>Hé 3.7–4.11</w:t>
+      </w:r>
       <w:r>
         <w:rPr>
           <w:lang w:val="fr_FR" w:bidi="fr_FR"/>
         </w:rPr>
         <w:t xml:space="preserve">). Ces versets, qui s’appuient fortement sur les mots du </w:t>
       </w:r>
-      <w:hyperlink r:id="rId50">
-        <w:r>
-          <w:rPr>
-            <w:lang w:val="fr_FR" w:bidi="fr_FR"/>
-          </w:rPr>
-          <w:rPr>
-            <w:color w:val="0000EE"/>
-            <w:u w:val="single"/>
-          </w:rPr>
-          <w:t>Psaume 95</w:t>
-        </w:r>
-      </w:hyperlink>
+      <w:r>
+        <w:rPr>
+          <w:lang w:val="fr_FR" w:bidi="fr_FR"/>
+        </w:rPr>
+        <w:t>Psaume 95</w:t>
+      </w:r>
       <w:r>
         <w:rPr>
           <w:lang w:val="fr_FR" w:bidi="fr_FR"/>
@@ -1509,18 +1239,12 @@
         </w:rPr>
         <w:t xml:space="preserve">Le verset </w:t>
       </w:r>
-      <w:hyperlink r:id="rId51">
-        <w:r>
-          <w:rPr>
-            <w:lang w:val="fr_FR" w:bidi="fr_FR"/>
-          </w:rPr>
-          <w:rPr>
-            <w:color w:val="0000EE"/>
-            <w:u w:val="single"/>
-          </w:rPr>
-          <w:t>Jd 1.5</w:t>
-        </w:r>
-      </w:hyperlink>
+      <w:r>
+        <w:rPr>
+          <w:lang w:val="fr_FR" w:bidi="fr_FR"/>
+        </w:rPr>
+        <w:t>Jd 1.5</w:t>
+      </w:r>
       <w:r>
         <w:rPr>
           <w:lang w:val="fr_FR" w:bidi="fr_FR"/>
